--- a/masters/counseling-log/counseling-log.docx
+++ b/masters/counseling-log/counseling-log.docx
@@ -4,7 +4,7 @@
   <w:body>
     <w:p>
       <w:pPr>
-        <w:spacing w:after="63" w:before="0" w:line="312" w:lineRule="auto"/>
+        <w:spacing w:after="64" w:before="0" w:line="312" w:lineRule="auto"/>
         <w:jc w:val="center"/>
       </w:pPr>
       <w:r>
@@ -19,7 +19,7 @@
     </w:p>
     <w:p>
       <w:pPr>
-        <w:spacing w:after="157" w:before="0" w:line="312" w:lineRule="auto"/>
+        <w:spacing w:after="160" w:before="0" w:line="312" w:lineRule="auto"/>
         <w:jc w:val="left"/>
         <w:pBdr>
           <w:bottom w:val="single" w:sz="14" w:space="2" w:color="24384F"/>
@@ -49,7 +49,7 @@
       </w:tblGrid>
       <w:tr>
         <w:trPr>
-          <w:trHeight w:val="713" w:hRule="atLeast"/>
+          <w:trHeight w:val="725" w:hRule="atLeast"/>
         </w:trPr>
         <w:tc>
           <w:tcPr>
@@ -164,7 +164,7 @@
       </w:tr>
       <w:tr>
         <w:trPr>
-          <w:trHeight w:val="713" w:hRule="atLeast"/>
+          <w:trHeight w:val="725" w:hRule="atLeast"/>
         </w:trPr>
         <w:tc>
           <w:tcPr>
@@ -279,7 +279,7 @@
       </w:tr>
       <w:tr>
         <w:trPr>
-          <w:trHeight w:val="713" w:hRule="atLeast"/>
+          <w:trHeight w:val="725" w:hRule="atLeast"/>
         </w:trPr>
         <w:tc>
           <w:tcPr>
@@ -396,7 +396,7 @@
     </w:tbl>
     <w:p>
       <w:pPr>
-        <w:spacing w:after="63" w:before="0" w:line="312" w:lineRule="auto"/>
+        <w:spacing w:after="64" w:before="0" w:line="312" w:lineRule="auto"/>
         <w:jc w:val="left"/>
       </w:pPr>
       <w:r>
@@ -409,7 +409,7 @@
     </w:p>
     <w:p>
       <w:pPr>
-        <w:spacing w:after="63" w:before="126" w:line="312" w:lineRule="auto"/>
+        <w:spacing w:after="64" w:before="128" w:line="312" w:lineRule="auto"/>
         <w:jc w:val="left"/>
         <w:pBdr>
           <w:bottom w:val="single" w:sz="6" w:space="2" w:color="C9D2DD"/>
@@ -436,7 +436,7 @@
     </w:p>
     <w:p>
       <w:pPr>
-        <w:spacing w:after="63" w:before="0" w:line="312" w:lineRule="auto"/>
+        <w:spacing w:after="64" w:before="0" w:line="312" w:lineRule="auto"/>
         <w:jc w:val="left"/>
       </w:pPr>
       <w:r>
@@ -462,7 +462,7 @@
       </w:tblGrid>
       <w:tr>
         <w:trPr>
-          <w:trHeight w:val="3566" w:hRule="atLeast"/>
+          <w:trHeight w:val="3628" w:hRule="atLeast"/>
         </w:trPr>
         <w:tc>
           <w:tcPr>
@@ -485,7 +485,7 @@
               <w:rPr>
                 <w:rFonts w:ascii="Malgun Gothic" w:hAnsi="Malgun Gothic" w:eastAsia="Malgun Gothic" w:cs="Malgun Gothic"/>
                 <w:b w:val="0"/>
-                <w:sz w:val="20"/>
+                <w:sz w:val="19"/>
               </w:rPr>
             </w:r>
           </w:p>
@@ -494,7 +494,7 @@
     </w:tbl>
     <w:p>
       <w:pPr>
-        <w:spacing w:after="63" w:before="0" w:line="312" w:lineRule="auto"/>
+        <w:spacing w:after="64" w:before="0" w:line="312" w:lineRule="auto"/>
         <w:jc w:val="left"/>
       </w:pPr>
       <w:r>
@@ -507,7 +507,7 @@
     </w:p>
     <w:p>
       <w:pPr>
-        <w:spacing w:after="63" w:before="126" w:line="312" w:lineRule="auto"/>
+        <w:spacing w:after="64" w:before="128" w:line="312" w:lineRule="auto"/>
         <w:jc w:val="left"/>
         <w:pBdr>
           <w:bottom w:val="single" w:sz="6" w:space="2" w:color="C9D2DD"/>
@@ -546,7 +546,7 @@
       </w:tblGrid>
       <w:tr>
         <w:trPr>
-          <w:trHeight w:val="802" w:hRule="atLeast"/>
+          <w:trHeight w:val="816" w:hRule="atLeast"/>
         </w:trPr>
         <w:tc>
           <w:tcPr>
@@ -606,7 +606,7 @@
       </w:tr>
       <w:tr>
         <w:trPr>
-          <w:trHeight w:val="802" w:hRule="atLeast"/>
+          <w:trHeight w:val="816" w:hRule="atLeast"/>
         </w:trPr>
         <w:tc>
           <w:tcPr>
@@ -667,7 +667,7 @@
     </w:tbl>
     <w:p>
       <w:pPr>
-        <w:spacing w:after="63" w:before="0" w:line="312" w:lineRule="auto"/>
+        <w:spacing w:after="64" w:before="0" w:line="312" w:lineRule="auto"/>
         <w:jc w:val="left"/>
       </w:pPr>
       <w:r>
@@ -680,7 +680,7 @@
     </w:p>
     <w:p>
       <w:pPr>
-        <w:spacing w:after="252" w:before="0" w:line="312" w:lineRule="auto"/>
+        <w:spacing w:after="256" w:before="0" w:line="312" w:lineRule="auto"/>
         <w:jc w:val="left"/>
       </w:pPr>
       <w:r>
@@ -693,7 +693,7 @@
     </w:p>
     <w:p>
       <w:pPr>
-        <w:spacing w:after="126" w:before="0" w:line="312" w:lineRule="auto"/>
+        <w:spacing w:after="128" w:before="0" w:line="312" w:lineRule="auto"/>
         <w:jc w:val="center"/>
       </w:pPr>
       <w:r>
@@ -707,7 +707,7 @@
     </w:p>
     <w:p>
       <w:pPr>
-        <w:spacing w:after="0" w:before="94" w:line="312" w:lineRule="auto"/>
+        <w:spacing w:after="0" w:before="96" w:line="312" w:lineRule="auto"/>
         <w:jc w:val="left"/>
       </w:pPr>
       <w:r>
